--- a/grounded_rulebook.docx
+++ b/grounded_rulebook.docx
@@ -183,7 +183,7 @@
                 <w:sz w:val="22"/>
                 <w:szCs w:val="22"/>
               </w:rPr>
-              <w:t xml:space="preserve">backyard creatures, a tiered crafting system, and a unique Brick-based building mechanic.</w:t>
+              <w:t xml:space="preserve">backyard creatures, a tiered crafting system, and a unique Lego-based building mechanic.</w:t>
             </w:r>
           </w:p>
           <w:p>
@@ -2488,7 +2488,7 @@
                 <w:sz w:val="22"/>
                 <w:szCs w:val="22"/>
               </w:rPr>
-              <w:t xml:space="preserve">Willow spits a concentrated toxin dart as a ranged attack (range 20/60 ft, Wisdom modifier to hit). On a hit, the target takes 1d6 poison damage. At Tier 2 upgrade, this improves to 1d8. At Tier 3, it inflicts the Infected condition on a failed DC 12 Constitution save (no damage increase at Tier 3 — the condition is the upgrade).</w:t>
+              <w:t xml:space="preserve">Willow spits a concentrated toxin dart as a ranged attack (range 20/60 ft, Wisdom modifier to hit). On a hit, the target takes 1d6 poison damage. At Tier 3 upgrade, this improves to 2d6 and inflicts the Infected condition on a failed DC 12 Constitution save.</w:t>
             </w:r>
           </w:p>
           <w:p>
@@ -2724,7 +2724,7 @@
                 <w:sz w:val="22"/>
                 <w:szCs w:val="22"/>
               </w:rPr>
-              <w:t xml:space="preserve">Pete is the party's engineer and inventor. Nervous by nature but brilliant under pressure, Pete is the one who designs the base, maintains the equipment, and improvises solutions from whatever bug parts are lying around. He is the only character who can use the full Brick Building System — other characters can assist but Pete directs all construction. His intelligence-based abilities make him invaluable outside of combat, and his gadgets provide utility that no other class can replicate.</w:t>
+              <w:t xml:space="preserve">Pete is the party's engineer and inventor. Nervous by nature but brilliant under pressure, Pete is the one who designs the base, maintains the equipment, and improvises solutions from whatever bug parts are lying around. He is the only character who can use the full Lego Building System — other characters can assist but Pete directs all construction. His intelligence-based abilities make him invaluable outside of combat, and his gadgets provide utility that no other class can replicate.</w:t>
             </w:r>
           </w:p>
         </w:tc>
@@ -2901,7 +2901,7 @@
                 <w:sz w:val="22"/>
                 <w:szCs w:val="22"/>
               </w:rPr>
-              <w:t xml:space="preserve">Pete is the party's designated builder. He has proficiency with all construction checks using the Brick Building System. Other party members can assist (granting advantage) but cannot build without Pete directing. When Pete builds a structure during a long rest, it gains +2 to its Durability rating.</w:t>
+              <w:t xml:space="preserve">Pete is the party's designated builder. He has proficiency with all construction checks using the Lego Building System. Other party members can assist (granting advantage) but cannot build without Pete directing. When Pete builds a structure during a long rest, it gains +2 to its Durability rating.</w:t>
             </w:r>
           </w:p>
           <w:p>
@@ -4013,7 +4013,7 @@
                 <w:sz w:val="22"/>
                 <w:szCs w:val="22"/>
               </w:rPr>
-              <w:t xml:space="preserve">50 RS</w:t>
+              <w:t xml:space="preserve">150 RS</w:t>
             </w:r>
           </w:p>
         </w:tc>
@@ -4108,7 +4108,7 @@
                 <w:sz w:val="22"/>
                 <w:szCs w:val="22"/>
               </w:rPr>
-              <w:t xml:space="preserve">100–300 RS</w:t>
+              <w:t xml:space="preserve">200–500 RS</w:t>
             </w:r>
           </w:p>
         </w:tc>
@@ -4203,7 +4203,7 @@
                 <w:sz w:val="22"/>
                 <w:szCs w:val="22"/>
               </w:rPr>
-              <w:t xml:space="preserve">200 RS</w:t>
+              <w:t xml:space="preserve">400 RS</w:t>
             </w:r>
           </w:p>
         </w:tc>
@@ -4298,7 +4298,7 @@
                 <w:sz w:val="22"/>
                 <w:szCs w:val="22"/>
               </w:rPr>
-              <w:t xml:space="preserve">25–75 RS</w:t>
+              <w:t xml:space="preserve">100–200 RS</w:t>
             </w:r>
           </w:p>
         </w:tc>
@@ -4393,7 +4393,7 @@
                 <w:sz w:val="22"/>
                 <w:szCs w:val="22"/>
               </w:rPr>
-              <w:t xml:space="preserve">10 RS</w:t>
+              <w:t xml:space="preserve">20 RS</w:t>
             </w:r>
           </w:p>
         </w:tc>
@@ -4488,7 +4488,7 @@
                 <w:sz w:val="22"/>
                 <w:szCs w:val="22"/>
               </w:rPr>
-              <w:t xml:space="preserve">20 RS per item</w:t>
+              <w:t xml:space="preserve">40 RS per item</w:t>
             </w:r>
           </w:p>
         </w:tc>
@@ -4519,7 +4519,7 @@
                 <w:sz w:val="22"/>
                 <w:szCs w:val="22"/>
               </w:rPr>
-              <w:t xml:space="preserve">Requires Willow (Crafter Rank 2+); party shares reward</w:t>
+              <w:t xml:space="preserve">Requires Tinkerer (Pete) to craft; party shares reward</w:t>
             </w:r>
           </w:p>
         </w:tc>
@@ -4583,7 +4583,7 @@
                 <w:sz w:val="22"/>
                 <w:szCs w:val="22"/>
               </w:rPr>
-              <w:t xml:space="preserve">50–150 RS</w:t>
+              <w:t xml:space="preserve">100–200 RS</w:t>
             </w:r>
           </w:p>
         </w:tc>
@@ -4678,7 +4678,7 @@
                 <w:sz w:val="22"/>
                 <w:szCs w:val="22"/>
               </w:rPr>
-              <w:t xml:space="preserve">75–200 RS</w:t>
+              <w:t xml:space="preserve">150–300 RS</w:t>
             </w:r>
           </w:p>
         </w:tc>
@@ -4773,7 +4773,7 @@
                 <w:sz w:val="22"/>
                 <w:szCs w:val="22"/>
               </w:rPr>
-              <w:t xml:space="preserve">25 RS</w:t>
+              <w:t xml:space="preserve">50 RS</w:t>
             </w:r>
           </w:p>
         </w:tc>
@@ -4804,7 +4804,7 @@
                 <w:sz w:val="22"/>
                 <w:szCs w:val="22"/>
               </w:rPr>
-              <w:t xml:space="preserve">First identification per creature species</w:t>
+              <w:t xml:space="preserve">First identification per creature species. Each creature’s stat block lists its Discovery RS value.</w:t>
             </w:r>
           </w:p>
         </w:tc>
@@ -4868,7 +4868,7 @@
                 <w:sz w:val="22"/>
                 <w:szCs w:val="22"/>
               </w:rPr>
-              <w:t xml:space="preserve">100 RS</w:t>
+              <w:t xml:space="preserve">150 RS</w:t>
             </w:r>
           </w:p>
         </w:tc>
@@ -4921,12 +4921,11 @@
       <w:tblPr>
         <w:tblW w:type="dxa" w:w="9360"/>
         <w:tblBorders>
-          <w:top w:val="single" w:color="auto" w:sz="4"/>
-          <w:left w:val="single" w:color="auto" w:sz="4"/>
-          <w:bottom w:val="single" w:color="auto" w:sz="4"/>
-          <w:right w:val="single" w:color="auto" w:sz="4"/>
-          <w:insideH w:val="single" w:color="auto" w:sz="4"/>
-          <w:insideV w:val="single" w:color="auto" w:sz="4"/>
+          <w:top w:val="single" w:color="2D6A2D" w:sz="4"/>
+          <w:left w:val="single" w:color="2D6A2D" w:sz="4"/>
+          <w:bottom w:val="single" w:color="2D6A2D" w:sz="4"/>
+          <w:right w:val="single" w:color="2D6A2D" w:sz="4"/>
+          <w:insideH w:val="single" w:color="CCCCCC" w:sz="2"/>
         </w:tblBorders>
       </w:tblPr>
       <w:tblGrid>
@@ -4936,36 +4935,44 @@
         <w:tc>
           <w:tcPr>
             <w:tcW w:type="dxa" w:w="9360"/>
-            <w:tcBorders>
-              <w:top w:val="single" w:color="8B6914" w:sz="4"/>
-              <w:left w:val="single" w:color="8B6914" w:sz="4"/>
-              <w:bottom w:val="single" w:color="8B6914" w:sz="4"/>
-              <w:right w:val="single" w:color="8B6914" w:sz="4"/>
-            </w:tcBorders>
-            <w:shd w:fill="F5EAC8" w:val="clear"/>
-            <w:tcMar>
-              <w:top w:type="dxa" w:w="120"/>
+            <w:shd w:fill="2D6A2D" w:val="clear"/>
+            <w:tcMar>
+              <w:top w:type="dxa" w:w="100"/>
               <w:left w:type="dxa" w:w="200"/>
-              <w:bottom w:type="dxa" w:w="120"/>
+              <w:bottom w:type="dxa" w:w="100"/>
               <w:right w:type="dxa" w:w="200"/>
             </w:tcMar>
           </w:tcPr>
           <w:p>
             <w:pPr>
-              <w:spacing w:after="80" w:before="0"/>
-            </w:pPr>
-            <w:r>
-              <w:rPr>
-                <w:rFonts w:ascii="Arial" w:cs="Arial" w:eastAsia="Arial" w:hAnsi="Arial"/>
-                <w:b/>
-                <w:bCs/>
-                <w:color w:val="8B6914"/>
-                <w:sz w:val="26"/>
-                <w:szCs w:val="26"/>
-              </w:rPr>
-              <w:t xml:space="preserve">DM Guidance: When to Bonus Raw Science</w:t>
-            </w:r>
-          </w:p>
+              <w:spacing w:after="0" w:before="0"/>
+            </w:pPr>
+            <w:r>
+              <w:rPr>
+                <w:rFonts w:ascii="Arial" w:cs="Arial" w:eastAsia="Arial" w:hAnsi="Arial"/>
+                <w:b/>
+                <w:bCs/>
+                <w:color w:val="FFFFFF"/>
+                <w:sz w:val="24"/>
+                <w:szCs w:val="24"/>
+              </w:rPr>
+              <w:t xml:space="preserve">DM Guidance: Bonus Raw Science Opportunities</w:t>
+            </w:r>
+          </w:p>
+        </w:tc>
+      </w:tr>
+      <w:tr>
+        <w:tc>
+          <w:tcPr>
+            <w:tcW w:type="dxa" w:w="9360"/>
+            <w:shd w:fill="F0F5F0" w:val="clear"/>
+            <w:tcMar>
+              <w:top w:type="dxa" w:w="100"/>
+              <w:left w:type="dxa" w:w="200"/>
+              <w:bottom w:type="dxa" w:w="100"/>
+              <w:right w:type="dxa" w:w="200"/>
+            </w:tcMar>
+          </w:tcPr>
           <w:p>
             <w:pPr>
               <w:spacing w:after="60" w:before="0"/>
@@ -4973,101 +4980,177 @@
             <w:r>
               <w:rPr>
                 <w:rFonts w:ascii="Arial" w:cs="Arial" w:eastAsia="Arial" w:hAnsi="Arial"/>
-                <w:sz w:val="22"/>
-                <w:szCs w:val="22"/>
-              </w:rPr>
-              <w:t xml:space="preserve">Award bonus RS (25–50) when players:</w:t>
-            </w:r>
-          </w:p>
-          <w:p>
-            <w:pPr>
-              <w:spacing w:after="60" w:before="0"/>
-            </w:pPr>
-            <w:r>
-              <w:rPr>
-                <w:rFonts w:ascii="Arial" w:cs="Arial" w:eastAsia="Arial" w:hAnsi="Arial"/>
-                <w:sz w:val="22"/>
-                <w:szCs w:val="22"/>
-              </w:rPr>
-              <w:t xml:space="preserve">  - Solve a problem creatively without combat when combat was expected</w:t>
-            </w:r>
-          </w:p>
-          <w:p>
-            <w:pPr>
-              <w:spacing w:after="60" w:before="0"/>
-            </w:pPr>
-            <w:r>
-              <w:rPr>
-                <w:rFonts w:ascii="Arial" w:cs="Arial" w:eastAsia="Arial" w:hAnsi="Arial"/>
-                <w:sz w:val="22"/>
-                <w:szCs w:val="22"/>
-              </w:rPr>
-              <w:t xml:space="preserve">  - Use a character's unique class abilities in a particularly clever way</w:t>
-            </w:r>
-          </w:p>
-          <w:p>
-            <w:pPr>
-              <w:spacing w:after="60" w:before="0"/>
-            </w:pPr>
-            <w:r>
-              <w:rPr>
-                <w:rFonts w:ascii="Arial" w:cs="Arial" w:eastAsia="Arial" w:hAnsi="Arial"/>
-                <w:sz w:val="22"/>
-                <w:szCs w:val="22"/>
-              </w:rPr>
-              <w:t xml:space="preserve">  - Make a sacrifice for the party (using the last healing charge, risking their character)</w:t>
-            </w:r>
-          </w:p>
-          <w:p>
-            <w:pPr>
-              <w:spacing w:after="60" w:before="0"/>
-            </w:pPr>
-            <w:r>
-              <w:rPr>
-                <w:rFonts w:ascii="Arial" w:cs="Arial" w:eastAsia="Arial" w:hAnsi="Arial"/>
-                <w:sz w:val="22"/>
-                <w:szCs w:val="22"/>
-              </w:rPr>
-              <w:t xml:space="preserve">  - Deliver particularly good roleplaying moments consistent with their character</w:t>
-            </w:r>
-          </w:p>
-          <w:p>
-            <w:pPr>
-              <w:spacing w:after="60" w:before="0"/>
-            </w:pPr>
-            <w:r>
-              <w:rPr>
-                <w:rFonts w:ascii="Arial" w:cs="Arial" w:eastAsia="Arial" w:hAnsi="Arial"/>
-                <w:sz w:val="22"/>
-                <w:szCs w:val="22"/>
-              </w:rPr>
-              <w:t xml:space="preserve">  - Navigate a biome hazard without taking damage</w:t>
-            </w:r>
-          </w:p>
-          <w:p>
-            <w:pPr>
-              <w:spacing w:after="60" w:before="0"/>
-            </w:pPr>
-            <w:r>
-              <w:rPr>
-                <w:rFonts w:ascii="Arial" w:cs="Arial" w:eastAsia="Arial" w:hAnsi="Arial"/>
-                <w:sz w:val="22"/>
-                <w:szCs w:val="22"/>
-              </w:rPr>
-              <w:t xml:space="preserve"/>
-            </w:r>
-          </w:p>
-          <w:p>
-            <w:pPr>
-              <w:spacing w:after="60" w:before="0"/>
-            </w:pPr>
-            <w:r>
-              <w:rPr>
-                <w:rFonts w:ascii="Arial" w:cs="Arial" w:eastAsia="Arial" w:hAnsi="Arial"/>
-                <w:sz w:val="22"/>
-                <w:szCs w:val="22"/>
-              </w:rPr>
-              <w:t xml:space="preserve">Do not award RS for failed attempts. The yard is unforgiving.</w:t>
+                <w:b/>
+                <w:bCs/>
+                <w:color w:val="333333"/>
+                <w:sz w:val="22"/>
+                <w:szCs w:val="22"/>
+              </w:rPr>
+              <w:t xml:space="preserve">Award bonus RS (50–100) when players:</w:t>
+            </w:r>
+          </w:p>
+          <w:p>
+            <w:pPr>
+              <w:spacing w:after="40" w:before="0"/>
+            </w:pPr>
+            <w:r>
+              <w:rPr>
+                <w:rFonts w:ascii="Arial" w:cs="Arial" w:eastAsia="Arial" w:hAnsi="Arial"/>
+                <w:b/>
+                <w:bCs/>
+                <w:color w:val="333333"/>
+                <w:sz w:val="22"/>
+                <w:szCs w:val="22"/>
+              </w:rPr>
+              <w:t xml:space="preserve">Inventive building:  </w:t>
+            </w:r>
+            <w:r>
+              <w:rPr>
+                <w:rFonts w:ascii="Arial" w:cs="Arial" w:eastAsia="Arial" w:hAnsi="Arial"/>
+                <w:color w:val="333333"/>
+                <w:sz w:val="22"/>
+                <w:szCs w:val="22"/>
+              </w:rPr>
+              <w:t xml:space="preserve">A structure solves a problem in an unexpected way — a ramp instead of a ladder, a funnel chokepoint that the DM hadn't considered, a tower that gives Hoops genuine tactical advantage. Award 50–100 RS on top of the standard build award. Describe BURG.L acknowledging the design.</w:t>
+            </w:r>
+          </w:p>
+          <w:p>
+            <w:pPr>
+              <w:spacing w:after="40" w:before="0"/>
+            </w:pPr>
+            <w:r>
+              <w:rPr>
+                <w:rFonts w:ascii="Arial" w:cs="Arial" w:eastAsia="Arial" w:hAnsi="Arial"/>
+                <w:b/>
+                <w:bCs/>
+                <w:color w:val="333333"/>
+                <w:sz w:val="22"/>
+                <w:szCs w:val="22"/>
+              </w:rPr>
+              <w:t xml:space="preserve">Landmark discovery:  </w:t>
+            </w:r>
+            <w:r>
+              <w:rPr>
+                <w:rFonts w:ascii="Arial" w:cs="Arial" w:eastAsia="Arial" w:hAnsi="Arial"/>
+                <w:color w:val="333333"/>
+                <w:sz w:val="22"/>
+                <w:szCs w:val="22"/>
+              </w:rPr>
+              <w:t xml:space="preserve">The party finds a named location, hidden feature, or point of interest not on BURG.L's map. A forgotten piece of equipment, a second BURG.L terminal the party stumbled onto, a natural formation that becomes a defensible position. Award 50 RS per discovery.</w:t>
+            </w:r>
+          </w:p>
+          <w:p>
+            <w:pPr>
+              <w:spacing w:after="40" w:before="0"/>
+            </w:pPr>
+            <w:r>
+              <w:rPr>
+                <w:rFonts w:ascii="Arial" w:cs="Arial" w:eastAsia="Arial" w:hAnsi="Arial"/>
+                <w:b/>
+                <w:bCs/>
+                <w:color w:val="333333"/>
+                <w:sz w:val="22"/>
+                <w:szCs w:val="22"/>
+              </w:rPr>
+              <w:t xml:space="preserve">Creative problem-solving:  </w:t>
+            </w:r>
+            <w:r>
+              <w:rPr>
+                <w:rFonts w:ascii="Arial" w:cs="Arial" w:eastAsia="Arial" w:hAnsi="Arial"/>
+                <w:color w:val="333333"/>
+                <w:sz w:val="22"/>
+                <w:szCs w:val="22"/>
+              </w:rPr>
+              <w:t xml:space="preserve">The party finds a non-combat solution to a combat encounter, or a non-build solution to a building problem. Willow talking down an Aphid herd, Pete improvising a gadget from harvested parts, Hoops scouting a route that bypasses a patrol entirely.</w:t>
+            </w:r>
+          </w:p>
+          <w:p>
+            <w:pPr>
+              <w:spacing w:after="40" w:before="0"/>
+            </w:pPr>
+            <w:r>
+              <w:rPr>
+                <w:rFonts w:ascii="Arial" w:cs="Arial" w:eastAsia="Arial" w:hAnsi="Arial"/>
+                <w:b/>
+                <w:bCs/>
+                <w:color w:val="333333"/>
+                <w:sz w:val="22"/>
+                <w:szCs w:val="22"/>
+              </w:rPr>
+              <w:t xml:space="preserve">Excellent roleplaying:  </w:t>
+            </w:r>
+            <w:r>
+              <w:rPr>
+                <w:rFonts w:ascii="Arial" w:cs="Arial" w:eastAsia="Arial" w:hAnsi="Arial"/>
+                <w:color w:val="333333"/>
+                <w:sz w:val="22"/>
+                <w:szCs w:val="22"/>
+              </w:rPr>
+              <w:t xml:space="preserve">A player delivers a moment fully in character — a line of dialogue, a decision, a reaction to story beats — that makes the table feel the fiction. This is the hardest to define and the most worth rewarding. Award it sparingly (once per session maximum) so it stays meaningful. 50–75 RS.</w:t>
+            </w:r>
+          </w:p>
+          <w:p>
+            <w:pPr>
+              <w:spacing w:after="40" w:before="0"/>
+            </w:pPr>
+            <w:r>
+              <w:rPr>
+                <w:rFonts w:ascii="Arial" w:cs="Arial" w:eastAsia="Arial" w:hAnsi="Arial"/>
+                <w:b/>
+                <w:bCs/>
+                <w:color w:val="333333"/>
+                <w:sz w:val="22"/>
+                <w:szCs w:val="22"/>
+              </w:rPr>
+              <w:t xml:space="preserve">Class ability spotlight:  </w:t>
+            </w:r>
+            <w:r>
+              <w:rPr>
+                <w:rFonts w:ascii="Arial" w:cs="Arial" w:eastAsia="Arial" w:hAnsi="Arial"/>
+                <w:color w:val="333333"/>
+                <w:sz w:val="22"/>
+                <w:szCs w:val="22"/>
+              </w:rPr>
+              <w:t xml:space="preserve">A player uses their character's unique ability in a way that feels genuinely clever or heroic — not just effective. Max's Taunt saving someone at the last moment. Willow identifying a creature weakness that changes the whole combat. Pete's structural analysis revealing a shortcut through a raid.</w:t>
+            </w:r>
+          </w:p>
+          <w:p>
+            <w:pPr>
+              <w:spacing w:after="56" w:before="0"/>
+            </w:pPr>
+            <w:r>
+              <w:rPr>
+                <w:rFonts w:ascii="Arial" w:cs="Arial" w:eastAsia="Arial" w:hAnsi="Arial"/>
+                <w:b/>
+                <w:bCs/>
+                <w:color w:val="333333"/>
+                <w:sz w:val="22"/>
+                <w:szCs w:val="22"/>
+              </w:rPr>
+              <w:t xml:space="preserve">Party sacrifice:  </w:t>
+            </w:r>
+            <w:r>
+              <w:rPr>
+                <w:rFonts w:ascii="Arial" w:cs="Arial" w:eastAsia="Arial" w:hAnsi="Arial"/>
+                <w:color w:val="333333"/>
+                <w:sz w:val="22"/>
+                <w:szCs w:val="22"/>
+              </w:rPr>
+              <w:t xml:space="preserve">A player burns their last resource, takes a hit meant for someone else, or makes a decision that costs them personally but saves the party. The cost should be real. The reward should feel proportionate: 75–100 RS.</w:t>
+            </w:r>
+          </w:p>
+          <w:p>
+            <w:pPr>
+              <w:spacing w:after="0" w:before="0"/>
+            </w:pPr>
+            <w:r>
+              <w:rPr>
+                <w:rFonts w:ascii="Arial" w:cs="Arial" w:eastAsia="Arial" w:hAnsi="Arial"/>
+                <w:color w:val="555550"/>
+                <w:sz w:val="22"/>
+                <w:szCs w:val="22"/>
+              </w:rPr>
+              <w:t xml:space="preserve">Do not award RS for failed attempts, accidental discoveries, or rolls that happened to go well. The yard is unforgiving — RS is earned, not given. When in doubt, ask: would awarding this RS make the moment feel more meaningful, or would it cheapen it? The answer is usually clear.</w:t>
             </w:r>
           </w:p>
         </w:tc>
@@ -5323,7 +5406,7 @@
                 <w:sz w:val="22"/>
                 <w:szCs w:val="22"/>
               </w:rPr>
-              <w:t xml:space="preserve">100 RS</w:t>
+              <w:t xml:space="preserve">150 RS</w:t>
             </w:r>
           </w:p>
         </w:tc>
@@ -6423,7 +6506,7 @@
           <w:sz w:val="24"/>
           <w:szCs w:val="24"/>
         </w:rPr>
-        <w:t xml:space="preserve">A long rest is also the time when Pete can construct or repair Brick structures (see Chapter 5: The Building System).</w:t>
+        <w:t xml:space="preserve">A long rest is also the time when Pete can construct or repair Lego structures (see Chapter 5: The Building System).</w:t>
       </w:r>
     </w:p>
     <w:p>
@@ -6563,6 +6646,428 @@
                 <w:szCs w:val="22"/>
               </w:rPr>
               <w:t xml:space="preserve">An undefended camp means interrupted recovery and cumulative exhaustion.</w:t>
+            </w:r>
+          </w:p>
+        </w:tc>
+      </w:tr>
+    </w:tbl>
+    <w:p>
+      <w:pPr>
+        <w:spacing w:after="0" w:before="0"/>
+      </w:pPr>
+      <w:r>
+        <w:rPr>
+          <w:sz w:val="16"/>
+        </w:rPr>
+        <w:t/>
+      </w:r>
+    </w:p>
+    <w:p>
+      <w:pPr>
+        <w:pStyle w:val="Heading2"/>
+        <w:spacing w:after="160" w:before="360"/>
+      </w:pPr>
+      <w:r>
+        <w:rPr>
+          <w:rFonts w:ascii="Arial" w:cs="Arial" w:eastAsia="Arial" w:hAnsi="Arial"/>
+          <w:b/>
+          <w:bCs/>
+          <w:color w:val="2D6A2D"/>
+          <w:sz w:val="32"/>
+          <w:szCs w:val="32"/>
+        </w:rPr>
+        <w:t xml:space="preserve">Character Death &amp; Respawn</w:t>
+      </w:r>
+    </w:p>
+    <w:p>
+      <w:pPr>
+        <w:spacing w:after="56" w:before="0"/>
+      </w:pPr>
+      <w:r>
+        <w:rPr>
+          <w:rFonts w:ascii="Arial" w:cs="Arial" w:eastAsia="Arial" w:hAnsi="Arial"/>
+          <w:color w:val="333333"/>
+          <w:sz w:val="24"/>
+          <w:szCs w:val="24"/>
+        </w:rPr>
+        <w:t xml:space="preserve">This campaign does not use permanent death. Death is meaningful — it carries real mechanical cost — but it does not end a player's involvement or require a new character. The backyard is dangerous enough without the risk of a single unlucky roll ending a campaign.</w:t>
+      </w:r>
+    </w:p>
+    <w:tbl>
+      <w:tblPr>
+        <w:tblW w:type="dxa" w:w="9360"/>
+        <w:tblBorders>
+          <w:top w:val="single" w:color="1A3A1A" w:sz="4"/>
+          <w:left w:val="single" w:color="1A3A1A" w:sz="4"/>
+          <w:bottom w:val="single" w:color="1A3A1A" w:sz="4"/>
+          <w:right w:val="single" w:color="1A3A1A" w:sz="4"/>
+          <w:insideH w:val="single" w:color="CCCCCC" w:sz="2"/>
+        </w:tblBorders>
+      </w:tblPr>
+      <w:tblGrid>
+        <w:gridCol w:w="9360"/>
+      </w:tblGrid>
+      <w:tr>
+        <w:tc>
+          <w:tcPr>
+            <w:tcW w:type="dxa" w:w="9360"/>
+            <w:shd w:fill="1A3A1A" w:val="clear"/>
+            <w:tcMar>
+              <w:top w:type="dxa" w:w="100"/>
+              <w:left w:type="dxa" w:w="200"/>
+              <w:bottom w:type="dxa" w:w="100"/>
+              <w:right w:type="dxa" w:w="200"/>
+            </w:tcMar>
+          </w:tcPr>
+          <w:p>
+            <w:pPr>
+              <w:spacing w:after="0" w:before="0"/>
+            </w:pPr>
+            <w:r>
+              <w:rPr>
+                <w:rFonts w:ascii="Arial" w:cs="Arial" w:eastAsia="Arial" w:hAnsi="Arial"/>
+                <w:b/>
+                <w:bCs/>
+                <w:color w:val="FFFFFF"/>
+                <w:sz w:val="24"/>
+                <w:szCs w:val="24"/>
+              </w:rPr>
+              <w:t xml:space="preserve">Character Death Rules</w:t>
+            </w:r>
+          </w:p>
+        </w:tc>
+      </w:tr>
+      <w:tr>
+        <w:tc>
+          <w:tcPr>
+            <w:tcW w:type="dxa" w:w="9360"/>
+            <w:shd w:fill="F0F5F0" w:val="clear"/>
+            <w:tcMar>
+              <w:top w:type="dxa" w:w="100"/>
+              <w:left w:type="dxa" w:w="200"/>
+              <w:bottom w:type="dxa" w:w="100"/>
+              <w:right w:type="dxa" w:w="200"/>
+            </w:tcMar>
+          </w:tcPr>
+          <w:p>
+            <w:pPr>
+              <w:spacing w:after="56" w:before="0"/>
+            </w:pPr>
+            <w:r>
+              <w:rPr>
+                <w:rFonts w:ascii="Arial" w:cs="Arial" w:eastAsia="Arial" w:hAnsi="Arial"/>
+                <w:b/>
+                <w:bCs/>
+                <w:color w:val="333333"/>
+                <w:sz w:val="22"/>
+                <w:szCs w:val="22"/>
+              </w:rPr>
+              <w:t xml:space="preserve">When a character fails three death saving throws:</w:t>
+            </w:r>
+            <w:r>
+              <w:rPr>
+                <w:rFonts w:ascii="Arial" w:cs="Arial" w:eastAsia="Arial" w:hAnsi="Arial"/>
+                <w:color w:val="333333"/>
+                <w:sz w:val="22"/>
+                <w:szCs w:val="22"/>
+              </w:rPr>
+              <w:t xml:space="preserve">  They do not die permanently. They are incapacitated and fall into a state of shock — unconscious and unable to act for the remainder of the encounter.</w:t>
+            </w:r>
+          </w:p>
+          <w:p>
+            <w:pPr>
+              <w:spacing w:after="56" w:before="0"/>
+            </w:pPr>
+            <w:r>
+              <w:rPr>
+                <w:rFonts w:ascii="Arial" w:cs="Arial" w:eastAsia="Arial" w:hAnsi="Arial"/>
+                <w:b/>
+                <w:bCs/>
+                <w:color w:val="333333"/>
+                <w:sz w:val="22"/>
+                <w:szCs w:val="22"/>
+              </w:rPr>
+              <w:t xml:space="preserve">Respawn:  </w:t>
+            </w:r>
+            <w:r>
+              <w:rPr>
+                <w:rFonts w:ascii="Arial" w:cs="Arial" w:eastAsia="Arial" w:hAnsi="Arial"/>
+                <w:color w:val="333333"/>
+                <w:sz w:val="22"/>
+                <w:szCs w:val="22"/>
+              </w:rPr>
+              <w:t xml:space="preserve">The character recovers at the next long rest with 1 HP and all standard long rest benefits. They wake with no memory of the moments before going down. Narratively, describe this as the backyard's strange energies stabilising them — BURG.L notes cryptically that the SPAC.R field has unexpected restorative side effects.</w:t>
+            </w:r>
+          </w:p>
+          <w:p>
+            <w:pPr>
+              <w:spacing w:after="56" w:before="0"/>
+            </w:pPr>
+            <w:r>
+              <w:rPr>
+                <w:rFonts w:ascii="Arial" w:cs="Arial" w:eastAsia="Arial" w:hAnsi="Arial"/>
+                <w:b/>
+                <w:bCs/>
+                <w:color w:val="333333"/>
+                <w:sz w:val="22"/>
+                <w:szCs w:val="22"/>
+              </w:rPr>
+              <w:t xml:space="preserve">Upgrade penalty:  </w:t>
+            </w:r>
+            <w:r>
+              <w:rPr>
+                <w:rFonts w:ascii="Arial" w:cs="Arial" w:eastAsia="Arial" w:hAnsi="Arial"/>
+                <w:color w:val="333333"/>
+                <w:sz w:val="22"/>
+                <w:szCs w:val="22"/>
+              </w:rPr>
+              <w:t xml:space="preserve">The character permanently loses 2 purchased upgrade tiers, chosen by the DM. Choose upgrades that feel narratively appropriate — a Tier 2 combat ability lost to trauma, or a hard-won Tier 3 unlock that requires re-earning. The RS spent on lost upgrades is not refunded.</w:t>
+            </w:r>
+          </w:p>
+          <w:p>
+            <w:pPr>
+              <w:spacing w:after="56" w:before="0"/>
+            </w:pPr>
+            <w:r>
+              <w:rPr>
+                <w:rFonts w:ascii="Arial" w:cs="Arial" w:eastAsia="Arial" w:hAnsi="Arial"/>
+                <w:b/>
+                <w:bCs/>
+                <w:color w:val="333333"/>
+                <w:sz w:val="22"/>
+                <w:szCs w:val="22"/>
+              </w:rPr>
+              <w:t xml:space="preserve">Resource loss — Pete and Willow only:  </w:t>
+            </w:r>
+            <w:r>
+              <w:rPr>
+                <w:rFonts w:ascii="Arial" w:cs="Arial" w:eastAsia="Arial" w:hAnsi="Arial"/>
+                <w:color w:val="333333"/>
+                <w:sz w:val="22"/>
+                <w:szCs w:val="22"/>
+              </w:rPr>
+              <w:t xml:space="preserve">If Pete or Willow is the character who goes down, the party immediately loses all resources that character was personally carrying at the time — unprocessed raw material (Pete) or unspent Bug Parts (Willow). Resources already deposited in a base structure's storage vault are safe. This creates a strong incentive to store resources regularly rather than carrying large stockpiles into dangerous territory.</w:t>
+            </w:r>
+          </w:p>
+          <w:p>
+            <w:pPr>
+              <w:spacing w:after="0" w:before="0"/>
+            </w:pPr>
+            <w:r>
+              <w:rPr>
+                <w:rFonts w:ascii="Arial" w:cs="Arial" w:eastAsia="Arial" w:hAnsi="Arial"/>
+                <w:b/>
+                <w:bCs/>
+                <w:color w:val="333333"/>
+                <w:sz w:val="22"/>
+                <w:szCs w:val="22"/>
+              </w:rPr>
+              <w:t xml:space="preserve">Party wipe:  </w:t>
+            </w:r>
+            <w:r>
+              <w:rPr>
+                <w:rFonts w:ascii="Arial" w:cs="Arial" w:eastAsia="Arial" w:hAnsi="Arial"/>
+                <w:color w:val="333333"/>
+                <w:sz w:val="22"/>
+                <w:szCs w:val="22"/>
+              </w:rPr>
+              <w:t xml:space="preserve">If all four characters go down in the same encounter, the party collectively respawns at their most recent long rest location with full HP. All four characters suffer the upgrade penalty. All unvaulted resources are lost. The DM should describe the recovery as a passage of time — the party woke hours later, battered, their last clear memory the moment before everything went wrong.</w:t>
+            </w:r>
+          </w:p>
+        </w:tc>
+      </w:tr>
+    </w:tbl>
+    <w:p>
+      <w:pPr>
+        <w:spacing w:after="0" w:before="0"/>
+      </w:pPr>
+      <w:r>
+        <w:rPr>
+          <w:sz w:val="16"/>
+        </w:rPr>
+        <w:t/>
+      </w:r>
+    </w:p>
+    <w:tbl>
+      <w:tblPr>
+        <w:tblW w:type="dxa" w:w="9360"/>
+        <w:tblBorders>
+          <w:top w:val="single" w:color="5C3A1E" w:sz="4"/>
+          <w:left w:val="single" w:color="5C3A1E" w:sz="4"/>
+          <w:bottom w:val="single" w:color="5C3A1E" w:sz="4"/>
+          <w:right w:val="single" w:color="5C3A1E" w:sz="4"/>
+          <w:insideH w:val="single" w:color="CCCCCC" w:sz="2"/>
+        </w:tblBorders>
+      </w:tblPr>
+      <w:tblGrid>
+        <w:gridCol w:w="9360"/>
+      </w:tblGrid>
+      <w:tr>
+        <w:tc>
+          <w:tcPr>
+            <w:tcW w:type="dxa" w:w="9360"/>
+            <w:shd w:fill="5C3A1E" w:val="clear"/>
+            <w:tcMar>
+              <w:top w:type="dxa" w:w="100"/>
+              <w:left w:type="dxa" w:w="200"/>
+              <w:bottom w:type="dxa" w:w="100"/>
+              <w:right w:type="dxa" w:w="200"/>
+            </w:tcMar>
+          </w:tcPr>
+          <w:p>
+            <w:pPr>
+              <w:spacing w:after="0" w:before="0"/>
+            </w:pPr>
+            <w:r>
+              <w:rPr>
+                <w:rFonts w:ascii="Arial" w:cs="Arial" w:eastAsia="Arial" w:hAnsi="Arial"/>
+                <w:b/>
+                <w:bCs/>
+                <w:color w:val="FFFFFF"/>
+                <w:sz w:val="24"/>
+                <w:szCs w:val="24"/>
+              </w:rPr>
+              <w:t xml:space="preserve">DM Guidance: Choosing Lost Upgrades</w:t>
+            </w:r>
+          </w:p>
+        </w:tc>
+      </w:tr>
+      <w:tr>
+        <w:tc>
+          <w:tcPr>
+            <w:tcW w:type="dxa" w:w="9360"/>
+            <w:shd w:fill="EDE0D0" w:val="clear"/>
+            <w:tcMar>
+              <w:top w:type="dxa" w:w="100"/>
+              <w:left w:type="dxa" w:w="200"/>
+              <w:bottom w:type="dxa" w:w="100"/>
+              <w:right w:type="dxa" w:w="200"/>
+            </w:tcMar>
+          </w:tcPr>
+          <w:p>
+            <w:pPr>
+              <w:spacing w:after="56" w:before="0"/>
+            </w:pPr>
+            <w:r>
+              <w:rPr>
+                <w:rFonts w:ascii="Arial" w:cs="Arial" w:eastAsia="Arial" w:hAnsi="Arial"/>
+                <w:color w:val="333333"/>
+                <w:sz w:val="22"/>
+                <w:szCs w:val="22"/>
+              </w:rPr>
+              <w:t xml:space="preserve">The DM chooses which 2 upgrades are lost, not the player. This keeps the penalty from being gamed — players cannot pre-select their least-valued upgrades to sacrifice.</w:t>
+            </w:r>
+          </w:p>
+          <w:p>
+            <w:pPr>
+              <w:spacing w:after="40" w:before="0"/>
+            </w:pPr>
+            <w:r>
+              <w:rPr>
+                <w:rFonts w:ascii="Arial" w:cs="Arial" w:eastAsia="Arial" w:hAnsi="Arial"/>
+                <w:color w:val="333333"/>
+                <w:sz w:val="22"/>
+                <w:szCs w:val="22"/>
+              </w:rPr>
+              <w:t xml:space="preserve">Good choices feel like setbacks, not punishments. Prefer:</w:t>
+            </w:r>
+          </w:p>
+          <w:p>
+            <w:pPr>
+              <w:spacing w:after="30" w:before="0"/>
+            </w:pPr>
+            <w:r>
+              <w:rPr>
+                <w:rFonts w:ascii="Arial" w:cs="Arial" w:eastAsia="Arial" w:hAnsi="Arial"/>
+                <w:color w:val="333333"/>
+                <w:sz w:val="22"/>
+                <w:szCs w:val="22"/>
+              </w:rPr>
+              <w:t xml:space="preserve">  — A recently purchased upgrade the player was excited to use</w:t>
+            </w:r>
+          </w:p>
+          <w:p>
+            <w:pPr>
+              <w:spacing w:after="30" w:before="0"/>
+            </w:pPr>
+            <w:r>
+              <w:rPr>
+                <w:rFonts w:ascii="Arial" w:cs="Arial" w:eastAsia="Arial" w:hAnsi="Arial"/>
+                <w:color w:val="333333"/>
+                <w:sz w:val="22"/>
+                <w:szCs w:val="22"/>
+              </w:rPr>
+              <w:t xml:space="preserve">  — An upgrade that was relevant to the encounter that killed them (they lost their footing, lost their tactical edge)</w:t>
+            </w:r>
+          </w:p>
+          <w:p>
+            <w:pPr>
+              <w:spacing w:after="56" w:before="0"/>
+            </w:pPr>
+            <w:r>
+              <w:rPr>
+                <w:rFonts w:ascii="Arial" w:cs="Arial" w:eastAsia="Arial" w:hAnsi="Arial"/>
+                <w:color w:val="333333"/>
+                <w:sz w:val="22"/>
+                <w:szCs w:val="22"/>
+              </w:rPr>
+              <w:t xml:space="preserve">  — Two Tier 1 upgrades rather than one high-tier upgrade, for less severe deaths</w:t>
+            </w:r>
+          </w:p>
+          <w:p>
+            <w:pPr>
+              <w:spacing w:after="40" w:before="0"/>
+            </w:pPr>
+            <w:r>
+              <w:rPr>
+                <w:rFonts w:ascii="Arial" w:cs="Arial" w:eastAsia="Arial" w:hAnsi="Arial"/>
+                <w:color w:val="333333"/>
+                <w:sz w:val="22"/>
+                <w:szCs w:val="22"/>
+              </w:rPr>
+              <w:t xml:space="preserve">Avoid:</w:t>
+            </w:r>
+          </w:p>
+          <w:p>
+            <w:pPr>
+              <w:spacing w:after="30" w:before="0"/>
+            </w:pPr>
+            <w:r>
+              <w:rPr>
+                <w:rFonts w:ascii="Arial" w:cs="Arial" w:eastAsia="Arial" w:hAnsi="Arial"/>
+                <w:color w:val="333333"/>
+                <w:sz w:val="22"/>
+                <w:szCs w:val="22"/>
+              </w:rPr>
+              <w:t xml:space="preserve">  — Removing the same upgrade twice in a campaign</w:t>
+            </w:r>
+          </w:p>
+          <w:p>
+            <w:pPr>
+              <w:spacing w:after="30" w:before="0"/>
+            </w:pPr>
+            <w:r>
+              <w:rPr>
+                <w:rFonts w:ascii="Arial" w:cs="Arial" w:eastAsia="Arial" w:hAnsi="Arial"/>
+                <w:color w:val="333333"/>
+                <w:sz w:val="22"/>
+                <w:szCs w:val="22"/>
+              </w:rPr>
+              <w:t xml:space="preserve">  — Stripping a Tier 5 capstone unless the death was particularly catastrophic</w:t>
+            </w:r>
+          </w:p>
+          <w:p>
+            <w:pPr>
+              <w:spacing w:after="0" w:before="0"/>
+            </w:pPr>
+            <w:r>
+              <w:rPr>
+                <w:rFonts w:ascii="Arial" w:cs="Arial" w:eastAsia="Arial" w:hAnsi="Arial"/>
+                <w:color w:val="333333"/>
+                <w:sz w:val="22"/>
+                <w:szCs w:val="22"/>
+              </w:rPr>
+              <w:t xml:space="preserve">  — Targeting Willow's Crafter Rank — these are separate from her upgrade tree</w:t>
             </w:r>
           </w:p>
         </w:tc>
@@ -10425,7 +10930,7 @@
                 <w:sz w:val="22"/>
                 <w:szCs w:val="22"/>
               </w:rPr>
-              <w:t xml:space="preserve">Protects stored Bug Parts and Bricks; bugs target this in raids</w:t>
+              <w:t xml:space="preserve">Stores Bug Parts and Bricks. Storage limits by size: Small vault (12 Bricks) = 20 Bricks + 30 Bug Parts. Large vault (20 Bricks) = 40 Bricks + 60 Bug Parts. Resources inside are safe during raids unless the vault is destroyed. If destroyed, all stored contents are lost. Bugs target this structure first in raids.</w:t>
             </w:r>
           </w:p>
         </w:tc>
@@ -10556,6 +11061,215 @@
                 <w:szCs w:val="22"/>
               </w:rPr>
               <w:t xml:space="preserve">Protects a BURG.L terminal; required for safe long-rest RS spending</w:t>
+            </w:r>
+          </w:p>
+        </w:tc>
+      </w:tr>
+    </w:tbl>
+    <w:p>
+      <w:pPr>
+        <w:spacing w:after="0" w:before="0"/>
+      </w:pPr>
+      <w:r>
+        <w:rPr>
+          <w:sz w:val="16"/>
+        </w:rPr>
+        <w:t/>
+      </w:r>
+    </w:p>
+    <w:tbl>
+      <w:tblPr>
+        <w:tblW w:type="dxa" w:w="9360"/>
+        <w:tblBorders>
+          <w:top w:val="single" w:color="5C3A1E" w:sz="4"/>
+          <w:left w:val="single" w:color="5C3A1E" w:sz="4"/>
+          <w:bottom w:val="single" w:color="5C3A1E" w:sz="4"/>
+          <w:right w:val="single" w:color="5C3A1E" w:sz="4"/>
+          <w:insideH w:val="single" w:color="CCCCCC" w:sz="2"/>
+        </w:tblBorders>
+      </w:tblPr>
+      <w:tblGrid>
+        <w:gridCol w:w="9360"/>
+      </w:tblGrid>
+      <w:tr>
+        <w:tc>
+          <w:tcPr>
+            <w:tcW w:type="dxa" w:w="9360"/>
+            <w:shd w:fill="5C3A1E" w:val="clear"/>
+            <w:tcMar>
+              <w:top w:type="dxa" w:w="100"/>
+              <w:left w:type="dxa" w:w="200"/>
+              <w:bottom w:type="dxa" w:w="100"/>
+              <w:right w:type="dxa" w:w="200"/>
+            </w:tcMar>
+          </w:tcPr>
+          <w:p>
+            <w:pPr>
+              <w:spacing w:after="0" w:before="0"/>
+            </w:pPr>
+            <w:r>
+              <w:rPr>
+                <w:rFonts w:ascii="Arial" w:cs="Arial" w:eastAsia="Arial" w:hAnsi="Arial"/>
+                <w:b/>
+                <w:bCs/>
+                <w:color w:val="FFFFFF"/>
+                <w:sz w:val="24"/>
+                <w:szCs w:val="24"/>
+              </w:rPr>
+              <w:t xml:space="preserve">Structure Storage — How It Works</w:t>
+            </w:r>
+          </w:p>
+        </w:tc>
+      </w:tr>
+      <w:tr>
+        <w:tc>
+          <w:tcPr>
+            <w:tcW w:type="dxa" w:w="9360"/>
+            <w:shd w:fill="EDE0D0" w:val="clear"/>
+            <w:tcMar>
+              <w:top w:type="dxa" w:w="100"/>
+              <w:left w:type="dxa" w:w="200"/>
+              <w:bottom w:type="dxa" w:w="100"/>
+              <w:right w:type="dxa" w:w="200"/>
+            </w:tcMar>
+          </w:tcPr>
+          <w:p>
+            <w:pPr>
+              <w:spacing w:after="56" w:before="0"/>
+            </w:pPr>
+            <w:r>
+              <w:rPr>
+                <w:rFonts w:ascii="Arial" w:cs="Arial" w:eastAsia="Arial" w:hAnsi="Arial"/>
+                <w:color w:val="333333"/>
+                <w:sz w:val="22"/>
+                <w:szCs w:val="22"/>
+              </w:rPr>
+              <w:t xml:space="preserve">Any Resource Vault can hold a finite number of Bricks and Bug Parts, based on the size built. The DM sets the vault size by judging the physical structure at the table against the limits below:</w:t>
+            </w:r>
+          </w:p>
+          <w:p>
+            <w:pPr>
+              <w:spacing w:after="40" w:before="0"/>
+            </w:pPr>
+            <w:r>
+              <w:rPr>
+                <w:rFonts w:ascii="Arial" w:cs="Arial" w:eastAsia="Arial" w:hAnsi="Arial"/>
+                <w:b/>
+                <w:bCs/>
+                <w:color w:val="333333"/>
+                <w:sz w:val="22"/>
+                <w:szCs w:val="22"/>
+              </w:rPr>
+              <w:t xml:space="preserve">Small vault (12 Bricks):  </w:t>
+            </w:r>
+            <w:r>
+              <w:rPr>
+                <w:rFonts w:ascii="Arial" w:cs="Arial" w:eastAsia="Arial" w:hAnsi="Arial"/>
+                <w:color w:val="333333"/>
+                <w:sz w:val="22"/>
+                <w:szCs w:val="22"/>
+              </w:rPr>
+              <w:t xml:space="preserve">Holds up to 20 Bricks and 30 Bug Parts (total across all tiers).</w:t>
+            </w:r>
+          </w:p>
+          <w:p>
+            <w:pPr>
+              <w:spacing w:after="56" w:before="0"/>
+            </w:pPr>
+            <w:r>
+              <w:rPr>
+                <w:rFonts w:ascii="Arial" w:cs="Arial" w:eastAsia="Arial" w:hAnsi="Arial"/>
+                <w:b/>
+                <w:bCs/>
+                <w:color w:val="333333"/>
+                <w:sz w:val="22"/>
+                <w:szCs w:val="22"/>
+              </w:rPr>
+              <w:t xml:space="preserve">Large vault (20 Bricks):  </w:t>
+            </w:r>
+            <w:r>
+              <w:rPr>
+                <w:rFonts w:ascii="Arial" w:cs="Arial" w:eastAsia="Arial" w:hAnsi="Arial"/>
+                <w:color w:val="333333"/>
+                <w:sz w:val="22"/>
+                <w:szCs w:val="22"/>
+              </w:rPr>
+              <w:t xml:space="preserve">Holds up to 40 Bricks and 60 Bug Parts (total across all tiers).</w:t>
+            </w:r>
+          </w:p>
+          <w:p>
+            <w:pPr>
+              <w:spacing w:after="56" w:before="0"/>
+            </w:pPr>
+            <w:r>
+              <w:rPr>
+                <w:rFonts w:ascii="Arial" w:cs="Arial" w:eastAsia="Arial" w:hAnsi="Arial"/>
+                <w:b/>
+                <w:bCs/>
+                <w:color w:val="333333"/>
+                <w:sz w:val="22"/>
+                <w:szCs w:val="22"/>
+              </w:rPr>
+              <w:t xml:space="preserve">Tracking:  </w:t>
+            </w:r>
+            <w:r>
+              <w:rPr>
+                <w:rFonts w:ascii="Arial" w:cs="Arial" w:eastAsia="Arial" w:hAnsi="Arial"/>
+                <w:color w:val="333333"/>
+                <w:sz w:val="22"/>
+                <w:szCs w:val="22"/>
+              </w:rPr>
+              <w:t xml:space="preserve">Each vault's current contents should be recorded on its Structure Card (see the Structure Tracking Sheet). Players choose what to deposit and withdraw during any rest at the base.</w:t>
+            </w:r>
+          </w:p>
+          <w:p>
+            <w:pPr>
+              <w:spacing w:after="56" w:before="0"/>
+            </w:pPr>
+            <w:r>
+              <w:rPr>
+                <w:rFonts w:ascii="Arial" w:cs="Arial" w:eastAsia="Arial" w:hAnsi="Arial"/>
+                <w:b/>
+                <w:bCs/>
+                <w:color w:val="333333"/>
+                <w:sz w:val="22"/>
+                <w:szCs w:val="22"/>
+              </w:rPr>
+              <w:t xml:space="preserve">If a vault is destroyed:  </w:t>
+            </w:r>
+            <w:r>
+              <w:rPr>
+                <w:rFonts w:ascii="Arial" w:cs="Arial" w:eastAsia="Arial" w:hAnsi="Arial"/>
+                <w:color w:val="333333"/>
+                <w:sz w:val="22"/>
+                <w:szCs w:val="22"/>
+              </w:rPr>
+              <w:t xml:space="preserve">All stored resources are permanently lost — they cannot be salvaged from the rubble. This makes vault protection a genuine tactical priority during raids.</w:t>
+            </w:r>
+          </w:p>
+          <w:p>
+            <w:pPr>
+              <w:spacing w:after="0" w:before="0"/>
+            </w:pPr>
+            <w:r>
+              <w:rPr>
+                <w:rFonts w:ascii="Arial" w:cs="Arial" w:eastAsia="Arial" w:hAnsi="Arial"/>
+                <w:b/>
+                <w:bCs/>
+                <w:color w:val="333333"/>
+                <w:sz w:val="22"/>
+                <w:szCs w:val="22"/>
+              </w:rPr>
+              <w:t xml:space="preserve">Pete and Willow carrying resources:  </w:t>
+            </w:r>
+            <w:r>
+              <w:rPr>
+                <w:rFonts w:ascii="Arial" w:cs="Arial" w:eastAsia="Arial" w:hAnsi="Arial"/>
+                <w:color w:val="333333"/>
+                <w:sz w:val="22"/>
+                <w:szCs w:val="22"/>
+              </w:rPr>
+              <w:t xml:space="preserve">Unvaulted resources carried by Pete (raw material, Bricks) or Willow (Bug Parts) are lost if that character is incapacitated. See Character Death &amp; Respawn in Chapter 4.</w:t>
             </w:r>
           </w:p>
         </w:tc>
@@ -14612,7 +15326,7 @@
                 <w:sz w:val="22"/>
                 <w:szCs w:val="22"/>
               </w:rPr>
-              <w:t xml:space="preserve">  - Elemental infusion types and costs</w:t>
+              <w:t xml:space="preserve">  - Gadget and consumable recipes (Pete's Gadget Bag)</w:t>
             </w:r>
           </w:p>
           <w:p>
@@ -14640,7 +15354,7 @@
                 <w:sz w:val="22"/>
                 <w:szCs w:val="22"/>
               </w:rPr>
-              <w:t xml:space="preserve">  - Crafting new items only — no equipment upgrading</w:t>
+              <w:t xml:space="preserve">  - Upgrade paths for existing equipment</w:t>
             </w:r>
           </w:p>
         </w:tc>
@@ -16518,7 +17232,7 @@
                 <w:sz w:val="22"/>
                 <w:szCs w:val="22"/>
               </w:rPr>
-              <w:t xml:space="preserve">Mites, Aphids, Weevils, most flying insects</w:t>
+              <w:t xml:space="preserve">Gnats, Aphids, Weevils, Mites, most flying insects</w:t>
             </w:r>
           </w:p>
         </w:tc>
@@ -17076,7 +17790,7 @@
                 <w:sz w:val="22"/>
                 <w:szCs w:val="22"/>
               </w:rPr>
-              <w:t xml:space="preserve">  Small/weak bugs (mites, aphids):  1d2 T1 parts</w:t>
+              <w:t xml:space="preserve">  Small/weak bugs (gnats, mites, aphids):  1d2 T1 parts</w:t>
             </w:r>
           </w:p>
           <w:p>
@@ -32097,6 +32811,31 @@
             <w:r>
               <w:rPr>
                 <w:rFonts w:ascii="Arial" w:cs="Arial" w:eastAsia="Arial" w:hAnsi="Arial"/>
+                <w:b/>
+                <w:bCs/>
+                <w:color w:val="333333"/>
+                <w:sz w:val="20"/>
+                <w:szCs w:val="20"/>
+              </w:rPr>
+              <w:t xml:space="preserve">Discovery RS: </w:t>
+            </w:r>
+            <w:r>
+              <w:rPr>
+                <w:rFonts w:ascii="Arial" w:cs="Arial" w:eastAsia="Arial" w:hAnsi="Arial"/>
+                <w:color w:val="333333"/>
+                <w:sz w:val="20"/>
+                <w:szCs w:val="20"/>
+              </w:rPr>
+              <w:t xml:space="preserve">Awarded once per creature species on first identification (DC 12 Nature check, or automatic with Hoops’ Favored Enemy). Each stat block lists its Discovery RS value.</w:t>
+            </w:r>
+          </w:p>
+          <w:p>
+            <w:pPr>
+              <w:spacing w:after="50" w:before="0"/>
+            </w:pPr>
+            <w:r>
+              <w:rPr>
+                <w:rFonts w:ascii="Arial" w:cs="Arial" w:eastAsia="Arial" w:hAnsi="Arial"/>
                 <w:color w:val="333333"/>
                 <w:sz w:val="21"/>
                 <w:szCs w:val="21"/>
@@ -32271,7 +33010,7 @@
                 <w:sz w:val="20"/>
                 <w:szCs w:val="20"/>
               </w:rPr>
-              <w:t xml:space="preserve">Tiny Insect · CR 1/8 (25 XP)</w:t>
+              <w:t xml:space="preserve">Tiny Insect · CR 1/8 · Discovery: 25 RS</w:t>
             </w:r>
           </w:p>
         </w:tc>
@@ -33159,7 +33898,7 @@
                 <w:sz w:val="20"/>
                 <w:szCs w:val="20"/>
               </w:rPr>
-              <w:t xml:space="preserve">Small Insect · CR 1/4 (50 XP)</w:t>
+              <w:t xml:space="preserve">Small Insect · CR 1/4 · Discovery: 25 RS</w:t>
             </w:r>
           </w:p>
         </w:tc>
@@ -34113,7 +34852,7 @@
                 <w:sz w:val="20"/>
                 <w:szCs w:val="20"/>
               </w:rPr>
-              <w:t xml:space="preserve">Small Insect · CR 1/2 (100 XP)</w:t>
+              <w:t xml:space="preserve">Small Insect · CR 1/2 · Discovery: 50 RS</w:t>
             </w:r>
           </w:p>
         </w:tc>
@@ -35080,7 +35819,7 @@
                 <w:sz w:val="20"/>
                 <w:szCs w:val="20"/>
               </w:rPr>
-              <w:t xml:space="preserve">Medium Insect · CR 1 (200 XP)</w:t>
+              <w:t xml:space="preserve">Medium Insect · CR 1 · Discovery: 50 RS</w:t>
             </w:r>
           </w:p>
         </w:tc>
@@ -36188,7 +36927,7 @@
                 <w:sz w:val="20"/>
                 <w:szCs w:val="20"/>
               </w:rPr>
-              <w:t xml:space="preserve">Medium Arachnid · CR 2 (450 XP)</w:t>
+              <w:t xml:space="preserve">Medium Arachnid · CR 2 · Discovery: 75 RS</w:t>
             </w:r>
           </w:p>
         </w:tc>
@@ -37246,7 +37985,7 @@
                 <w:sz w:val="20"/>
                 <w:szCs w:val="20"/>
               </w:rPr>
-              <w:t xml:space="preserve">Medium Arachnid · CR 3 (700 XP)</w:t>
+              <w:t xml:space="preserve">Medium Arachnid · CR 3 · Discovery: 100 RS</w:t>
             </w:r>
           </w:p>
         </w:tc>
@@ -38279,7 +39018,7 @@
                 <w:sz w:val="20"/>
                 <w:szCs w:val="20"/>
               </w:rPr>
-              <w:t xml:space="preserve">Medium Insect · CR 1 (200 XP)</w:t>
+              <w:t xml:space="preserve">Medium Insect · CR 1 · Discovery: 50 RS</w:t>
             </w:r>
           </w:p>
         </w:tc>
@@ -39335,7 +40074,7 @@
                 <w:sz w:val="20"/>
                 <w:szCs w:val="20"/>
               </w:rPr>
-              <w:t xml:space="preserve">Medium Insect · CR 2 (450 XP)</w:t>
+              <w:t xml:space="preserve">Medium Insect · CR 2 · Discovery: 75 RS</w:t>
             </w:r>
           </w:p>
         </w:tc>
@@ -40375,7 +41114,7 @@
                 <w:sz w:val="20"/>
                 <w:szCs w:val="20"/>
               </w:rPr>
-              <w:t xml:space="preserve">Small Insect · CR 2 (450 XP)</w:t>
+              <w:t xml:space="preserve">Small Insect · CR 2 · Discovery: 75 RS</w:t>
             </w:r>
           </w:p>
         </w:tc>
@@ -41315,7 +42054,7 @@
                 <w:sz w:val="20"/>
                 <w:szCs w:val="20"/>
               </w:rPr>
-              <w:t xml:space="preserve">Medium Arachnid · CR 3 (700 XP)</w:t>
+              <w:t xml:space="preserve">Medium Arachnid · CR 3 · Discovery: 100 RS</w:t>
             </w:r>
           </w:p>
         </w:tc>
@@ -42386,7 +43125,7 @@
                 <w:sz w:val="20"/>
                 <w:szCs w:val="20"/>
               </w:rPr>
-              <w:t xml:space="preserve">Large Insect · CR 3 (700 XP)</w:t>
+              <w:t xml:space="preserve">Large Insect · CR 3 · Discovery: 100 RS</w:t>
             </w:r>
           </w:p>
         </w:tc>
@@ -43428,7 +44167,7 @@
                 <w:sz w:val="20"/>
                 <w:szCs w:val="20"/>
               </w:rPr>
-              <w:t xml:space="preserve">Large Insect · CR 4 (1100 XP)</w:t>
+              <w:t xml:space="preserve">Large Insect · CR 4 · Discovery: 125 RS</w:t>
             </w:r>
           </w:p>
         </w:tc>
@@ -44420,7 +45159,7 @@
                 <w:sz w:val="20"/>
                 <w:szCs w:val="20"/>
               </w:rPr>
-              <w:t xml:space="preserve">Large Insect · CR 5 (1800 XP)</w:t>
+              <w:t xml:space="preserve">Large Insect · CR 5 · Discovery: 150 RS</w:t>
             </w:r>
           </w:p>
         </w:tc>
@@ -45505,7 +46244,7 @@
                 <w:sz w:val="20"/>
                 <w:szCs w:val="20"/>
               </w:rPr>
-              <w:t xml:space="preserve">Medium Construct (Robotic) · CR 3 (700 XP)</w:t>
+              <w:t xml:space="preserve">Medium Construct (Robotic) · CR 3 · Discovery: 100 RS</w:t>
             </w:r>
           </w:p>
         </w:tc>
@@ -46868,7 +47607,7 @@
                 <w:sz w:val="20"/>
                 <w:szCs w:val="20"/>
               </w:rPr>
-              <w:t xml:space="preserve">Huge Arachnid (Boss) · CR 7 (2900 XP)</w:t>
+              <w:t xml:space="preserve">Huge Arachnid (Boss) · CR 7 · Discovery: 250 RS</w:t>
             </w:r>
           </w:p>
         </w:tc>
@@ -48327,7 +49066,7 @@
                 <w:sz w:val="20"/>
                 <w:szCs w:val="20"/>
               </w:rPr>
-              <w:t xml:space="preserve">Large Insect (Boss) · CR 6 (2300 XP)</w:t>
+              <w:t xml:space="preserve">Large Insect (Boss) · CR 6 · Discovery: 200 RS</w:t>
             </w:r>
           </w:p>
         </w:tc>
@@ -49694,156 +50433,6 @@
         <w:t xml:space="preserve"/>
       </w:r>
     </w:p>
-    <w:p>
-      <w:pPr>
-        <w:spacing w:after="0" w:before="0"/>
-      </w:pPr>
-      <w:r>
-        <w:rPr>
-          <w:rFonts w:ascii="Arial" w:cs="Arial" w:eastAsia="Arial" w:hAnsi="Arial"/>
-          <w:color w:val="333333"/>
-          <w:sz w:val="22"/>
-          <w:szCs w:val="22"/>
-        </w:rPr>
-        <w:t xml:space="preserve"/>
-      </w:r>
-    </w:p>
-    <w:tbl>
-      <w:tblPr>
-        <w:tblW w:type="dxa" w:w="9360"/>
-        <w:tblBorders>
-          <w:top w:val="single" w:color="auto" w:sz="4"/>
-          <w:left w:val="single" w:color="auto" w:sz="4"/>
-          <w:bottom w:val="single" w:color="auto" w:sz="4"/>
-          <w:right w:val="single" w:color="auto" w:sz="4"/>
-          <w:insideH w:val="single" w:color="auto" w:sz="4"/>
-          <w:insideV w:val="single" w:color="auto" w:sz="4"/>
-        </w:tblBorders>
-      </w:tblPr>
-      <w:tblGrid>
-        <w:gridCol w:w="9360"/>
-      </w:tblGrid>
-      <w:tr>
-        <w:tc>
-          <w:tcPr>
-            <w:tcW w:type="dxa" w:w="9360"/>
-            <w:tcBorders>
-              <w:top w:val="single" w:color="2D6A2D" w:sz="4"/>
-              <w:left w:val="single" w:color="2D6A2D" w:sz="4"/>
-              <w:bottom w:val="single" w:color="2D6A2D" w:sz="4"/>
-              <w:right w:val="single" w:color="2D6A2D" w:sz="4"/>
-            </w:tcBorders>
-            <w:shd w:fill="D6E8D6" w:val="clear"/>
-            <w:tcMar>
-              <w:top w:type="dxa" w:w="120"/>
-              <w:left w:type="dxa" w:w="200"/>
-              <w:bottom w:type="dxa" w:w="120"/>
-              <w:right w:type="dxa" w:w="200"/>
-            </w:tcMar>
-          </w:tcPr>
-          <w:p>
-            <w:pPr>
-              <w:spacing w:after="80" w:before="0"/>
-            </w:pPr>
-            <w:r>
-              <w:rPr>
-                <w:rFonts w:ascii="Arial" w:cs="Arial" w:eastAsia="Arial" w:hAnsi="Arial"/>
-                <w:b/>
-                <w:bCs/>
-                <w:color w:val="2D6A2D"/>
-                <w:sz w:val="24"/>
-                <w:szCs w:val="24"/>
-              </w:rPr>
-              <w:t xml:space="preserve">Coming in Chapter 8: The Campaign</w:t>
-            </w:r>
-          </w:p>
-          <w:p>
-            <w:pPr>
-              <w:spacing w:after="50" w:before="0"/>
-            </w:pPr>
-            <w:r>
-              <w:rPr>
-                <w:rFonts w:ascii="Arial" w:cs="Arial" w:eastAsia="Arial" w:hAnsi="Arial"/>
-                <w:color w:val="333333"/>
-                <w:sz w:val="21"/>
-                <w:szCs w:val="21"/>
-              </w:rPr>
-              <w:t xml:space="preserve">Chapter 8 contains the full campaign structure, including:</w:t>
-            </w:r>
-          </w:p>
-          <w:p>
-            <w:pPr>
-              <w:spacing w:after="50" w:before="0"/>
-            </w:pPr>
-            <w:r>
-              <w:rPr>
-                <w:rFonts w:ascii="Arial" w:cs="Arial" w:eastAsia="Arial" w:hAnsi="Arial"/>
-                <w:color w:val="333333"/>
-                <w:sz w:val="21"/>
-                <w:szCs w:val="21"/>
-              </w:rPr>
-              <w:t xml:space="preserve">  - Session-by-session story outline across the full campaign arc</w:t>
-            </w:r>
-          </w:p>
-          <w:p>
-            <w:pPr>
-              <w:spacing w:after="50" w:before="0"/>
-            </w:pPr>
-            <w:r>
-              <w:rPr>
-                <w:rFonts w:ascii="Arial" w:cs="Arial" w:eastAsia="Arial" w:hAnsi="Arial"/>
-                <w:color w:val="333333"/>
-                <w:sz w:val="21"/>
-                <w:szCs w:val="21"/>
-              </w:rPr>
-              <w:t xml:space="preserve">  - BURG.L quest hooks and how they tie to bestiary encounters</w:t>
-            </w:r>
-          </w:p>
-          <w:p>
-            <w:pPr>
-              <w:spacing w:after="50" w:before="0"/>
-            </w:pPr>
-            <w:r>
-              <w:rPr>
-                <w:rFonts w:ascii="Arial" w:cs="Arial" w:eastAsia="Arial" w:hAnsi="Arial"/>
-                <w:color w:val="333333"/>
-                <w:sz w:val="21"/>
-                <w:szCs w:val="21"/>
-              </w:rPr>
-              <w:t xml:space="preserve">  - Biome exploration guidance and pacing notes for DMs</w:t>
-            </w:r>
-          </w:p>
-          <w:p>
-            <w:pPr>
-              <w:spacing w:after="50" w:before="0"/>
-            </w:pPr>
-            <w:r>
-              <w:rPr>
-                <w:rFonts w:ascii="Arial" w:cs="Arial" w:eastAsia="Arial" w:hAnsi="Arial"/>
-                <w:color w:val="333333"/>
-                <w:sz w:val="21"/>
-                <w:szCs w:val="21"/>
-              </w:rPr>
-              <w:t xml:space="preserve">  - Story beats that connect the characters to the world</w:t>
-            </w:r>
-          </w:p>
-          <w:p>
-            <w:pPr>
-              <w:spacing w:after="50" w:before="0"/>
-            </w:pPr>
-            <w:r>
-              <w:rPr>
-                <w:rFonts w:ascii="Arial" w:cs="Arial" w:eastAsia="Arial" w:hAnsi="Arial"/>
-                <w:color w:val="333333"/>
-                <w:sz w:val="21"/>
-                <w:szCs w:val="21"/>
-              </w:rPr>
-              <w:t xml:space="preserve">  - The endgame and how the kids get home (or don't)</w:t>
-            </w:r>
-          </w:p>
-        </w:tc>
-      </w:tr>
-    </w:tbl>
     <w:p>
       <w:pPr>
         <w:spacing w:after="0" w:before="0"/>
